--- a/Installation_Guide_Linux.docx
+++ b/Installation_Guide_Linux.docx
@@ -879,7 +879,7 @@
         <w:spacing w:after="160"/>
       </w:pPr>
       <w:r>
-        <w:t xml:space="preserve">This installs dbt-core, the dbt-duckdb adapter, duckdb, pandas, numpy, fastapi, uvicorn, the anthropic SDK, pydantic, and bcrypt.</w:t>
+        <w:t xml:space="preserve">This installs dbt-core, the dbt-duckdb adapter, duckdb, pandas, numpy, scikit-learn (used for the gold layer's fuzzy-matching tier), Faker (synthetic source data generation), fastapi, uvicorn, the anthropic SDK, pydantic, and bcrypt.</w:t>
       </w:r>
     </w:p>
     <w:p>
@@ -978,7 +978,7 @@
         <w:spacing w:after="160"/>
       </w:pPr>
       <w:r>
-        <w:t xml:space="preserve">Load reference/rules metadata and build the silver and gold layers with dbt:</w:t>
+        <w:t xml:space="preserve">Load reference/rules metadata and build silver, run the embedding-based match/merge step, then build gold. A single dbt run can no longer build the whole pipeline, because the gold layer now depends on a Python step (fuzzy-match embedding similarity) that has to run strictly between silver and gold — build_pipeline.py below runs all four stages in order:</w:t>
       </w:r>
     </w:p>
     <w:tbl>
@@ -1024,46 +1024,7 @@
                 <w:sz w:val="19"/>
                 <w:szCs w:val="19"/>
               </w:rPr>
-              <w:t xml:space="preserve">cd dbt_project</w:t>
-            </w:r>
-          </w:p>
-          <w:p>
-            <w:pPr>
-              <w:spacing w:after="20"/>
-            </w:pPr>
-            <w:r>
-              <w:rPr>
-                <w:rFonts w:ascii="Consolas" w:cs="Consolas" w:eastAsia="Consolas" w:hAnsi="Consolas"/>
-                <w:sz w:val="19"/>
-                <w:szCs w:val="19"/>
-              </w:rPr>
-              <w:t xml:space="preserve">DBT_PROFILES_DIR=. dbt seed</w:t>
-            </w:r>
-          </w:p>
-          <w:p>
-            <w:pPr>
-              <w:spacing w:after="20"/>
-            </w:pPr>
-            <w:r>
-              <w:rPr>
-                <w:rFonts w:ascii="Consolas" w:cs="Consolas" w:eastAsia="Consolas" w:hAnsi="Consolas"/>
-                <w:sz w:val="19"/>
-                <w:szCs w:val="19"/>
-              </w:rPr>
-              <w:t xml:space="preserve">DBT_PROFILES_DIR=. dbt run</w:t>
-            </w:r>
-          </w:p>
-          <w:p>
-            <w:pPr>
-              <w:spacing w:after="20"/>
-            </w:pPr>
-            <w:r>
-              <w:rPr>
-                <w:rFonts w:ascii="Consolas" w:cs="Consolas" w:eastAsia="Consolas" w:hAnsi="Consolas"/>
-                <w:sz w:val="19"/>
-                <w:szCs w:val="19"/>
-              </w:rPr>
-              <w:t xml:space="preserve">cd ..</w:t>
+              <w:t xml:space="preserve">python3 scripts/build_pipeline.py</w:t>
             </w:r>
           </w:p>
         </w:tc>
@@ -1441,6 +1402,19 @@
         <w:spacing w:after="90"/>
       </w:pPr>
       <w:r>
+        <w:t xml:space="preserve">Click the Match Review tab in the Stewardship Console — you should see 1-2 borderline fuzzy-match candidate pairs (deliberately seeded in the synthetic data) awaiting a steward decision, shown side by side with a similarity score.</w:t>
+      </w:r>
+    </w:p>
+    <w:p>
+      <w:pPr>
+        <w:pStyle w:val="ListParagraph"/>
+        <w:numPr>
+          <w:ilvl w:val="0"/>
+          <w:numId w:val="3"/>
+        </w:numPr>
+        <w:spacing w:after="90"/>
+      </w:pPr>
+      <w:r>
         <w:t xml:space="preserve">Visit http://localhost:8000/docs — the interactive API documentation should load.</w:t>
       </w:r>
     </w:p>
@@ -1503,46 +1477,7 @@
                 <w:sz w:val="19"/>
                 <w:szCs w:val="19"/>
               </w:rPr>
-              <w:t xml:space="preserve">cd dbt_project</w:t>
-            </w:r>
-          </w:p>
-          <w:p>
-            <w:pPr>
-              <w:spacing w:after="20"/>
-            </w:pPr>
-            <w:r>
-              <w:rPr>
-                <w:rFonts w:ascii="Consolas" w:cs="Consolas" w:eastAsia="Consolas" w:hAnsi="Consolas"/>
-                <w:sz w:val="19"/>
-                <w:szCs w:val="19"/>
-              </w:rPr>
-              <w:t xml:space="preserve">DBT_PROFILES_DIR=. dbt seed</w:t>
-            </w:r>
-          </w:p>
-          <w:p>
-            <w:pPr>
-              <w:spacing w:after="20"/>
-            </w:pPr>
-            <w:r>
-              <w:rPr>
-                <w:rFonts w:ascii="Consolas" w:cs="Consolas" w:eastAsia="Consolas" w:hAnsi="Consolas"/>
-                <w:sz w:val="19"/>
-                <w:szCs w:val="19"/>
-              </w:rPr>
-              <w:t xml:space="preserve">DBT_PROFILES_DIR=. dbt run</w:t>
-            </w:r>
-          </w:p>
-          <w:p>
-            <w:pPr>
-              <w:spacing w:after="20"/>
-            </w:pPr>
-            <w:r>
-              <w:rPr>
-                <w:rFonts w:ascii="Consolas" w:cs="Consolas" w:eastAsia="Consolas" w:hAnsi="Consolas"/>
-                <w:sz w:val="19"/>
-                <w:szCs w:val="19"/>
-              </w:rPr>
-              <w:t xml:space="preserve">cd ..</w:t>
+              <w:t xml:space="preserve">python3 scripts/build_pipeline.py</w:t>
             </w:r>
           </w:p>
         </w:tc>
@@ -2136,7 +2071,7 @@
                 <w:sz w:val="18"/>
                 <w:szCs w:val="18"/>
               </w:rPr>
-              <w:t xml:space="preserve">Ensure `dbt seed` was run before `dbt run`, and that DBT_PROFILES_DIR=. is set when invoking dbt from inside dbt_project</w:t>
+              <w:t xml:space="preserve">Ensure `dbt seed` was run before `dbt run`, that DBT_PROFILES_DIR=. is set when invoking dbt from inside dbt_project, and — if the error mentions the gold_prep source specifically — that `python3 scripts/generate_matches.py` was run before `dbt run --select gold.*` (or just run `python3 scripts/build_pipeline.py`, which sequences all of this correctly)</w:t>
             </w:r>
           </w:p>
         </w:tc>
@@ -2197,7 +2132,7 @@
                 <w:sz w:val="18"/>
                 <w:szCs w:val="18"/>
               </w:rPr>
-              <w:t xml:space="preserve">Confirm `dbt run` completed successfully and mdm_demo.duckdb exists in the project root before starting uvicorn</w:t>
+              <w:t xml:space="preserve">Confirm `python3 scripts/build_pipeline.py` completed all four stages successfully and mdm_demo.duckdb exists in the project root before starting uvicorn</w:t>
             </w:r>
           </w:p>
         </w:tc>

--- a/Installation_Guide_Linux.docx
+++ b/Installation_Guide_Linux.docx
@@ -978,7 +978,7 @@
         <w:spacing w:after="160"/>
       </w:pPr>
       <w:r>
-        <w:t xml:space="preserve">Load reference/rules metadata and build silver, run the embedding-based match/merge step, then build gold. A single dbt run can no longer build the whole pipeline, because the gold layer now depends on a Python step (fuzzy-match embedding similarity) that has to run strictly between silver and gold — build_pipeline.py below runs all four stages in order:</w:t>
+        <w:t xml:space="preserve">Load reference/rules metadata and build silver, run the embedding-based match/merge step, then build gold. A single dbt run can no longer build the whole pipeline, because the gold layer now depends on a Python step (fuzzy-match embedding similarity) that has to run strictly between silver and gold — build_pipeline.py below runs all five stages in order:</w:t>
       </w:r>
     </w:p>
     <w:tbl>
@@ -2132,7 +2132,7 @@
                 <w:sz w:val="18"/>
                 <w:szCs w:val="18"/>
               </w:rPr>
-              <w:t xml:space="preserve">Confirm `python3 scripts/build_pipeline.py` completed all four stages successfully and mdm_demo.duckdb exists in the project root before starting uvicorn</w:t>
+              <w:t xml:space="preserve">Confirm `python3 scripts/build_pipeline.py` completed all five stages successfully and mdm_demo.duckdb exists in the project root before starting uvicorn</w:t>
             </w:r>
           </w:p>
         </w:tc>

--- a/Installation_Guide_Linux.docx
+++ b/Installation_Guide_Linux.docx
@@ -1108,7 +1108,15 @@
         <w:pStyle w:val="Heading2"/>
       </w:pPr>
       <w:r>
-        <w:t xml:space="preserve">3.7 Start the application</w:t>
+        <w:t xml:space="preserve">3.7 Create demo governance accounts (optional)</w:t>
+      </w:r>
+    </w:p>
+    <w:p>
+      <w:pPr>
+        <w:spacing w:after="160"/>
+      </w:pPr>
+      <w:r>
+        <w:t xml:space="preserve">Several actions now require a different, specific person to approve them than whoever requested the change (Data Owner quorum on a Portal edit, a second Admin on a User Administration change, and so on) — a maker can never approve their own submission. This project ships one account per role by default, which is not enough to fully exercise those approvals. Run this once to add the extra Data Owner and Admin accounts needed to test them end to end:</w:t>
       </w:r>
     </w:p>
     <w:tbl>
@@ -1154,20 +1162,7 @@
                 <w:sz w:val="19"/>
                 <w:szCs w:val="19"/>
               </w:rPr>
-              <w:t xml:space="preserve">cd api</w:t>
-            </w:r>
-          </w:p>
-          <w:p>
-            <w:pPr>
-              <w:spacing w:after="20"/>
-            </w:pPr>
-            <w:r>
-              <w:rPr>
-                <w:rFonts w:ascii="Consolas" w:cs="Consolas" w:eastAsia="Consolas" w:hAnsi="Consolas"/>
-                <w:sz w:val="19"/>
-                <w:szCs w:val="19"/>
-              </w:rPr>
-              <w:t xml:space="preserve">uvicorn main:app --reload --port 8000</w:t>
+              <w:t xml:space="preserve">python3 scripts/create_demo_governance_users.py</w:t>
             </w:r>
           </w:p>
         </w:tc>
@@ -1178,88 +1173,15 @@
         <w:spacing w:after="160"/>
       </w:pPr>
       <w:r>
-        <w:t xml:space="preserve">Then open in your browser:</w:t>
-      </w:r>
-    </w:p>
-    <w:p>
-      <w:pPr>
-        <w:pStyle w:val="ListParagraph"/>
-        <w:numPr>
-          <w:ilvl w:val="0"/>
-          <w:numId w:val="2"/>
-        </w:numPr>
-        <w:spacing w:after="90"/>
-      </w:pPr>
-      <w:r>
-        <w:t xml:space="preserve">MDM Data Hub Portal (login required): http://localhost:8000/portal/ — sign in with mdm_admin and the password from step 3.6.</w:t>
-      </w:r>
-    </w:p>
-    <w:p>
-      <w:pPr>
-        <w:pStyle w:val="ListParagraph"/>
-        <w:numPr>
-          <w:ilvl w:val="0"/>
-          <w:numId w:val="2"/>
-        </w:numPr>
-        <w:spacing w:after="90"/>
-      </w:pPr>
-      <w:r>
-        <w:t xml:space="preserve">Data Stewardship Console: http://localhost:8000/app/ — requires signing in as a Data Steward or Data Owner (see Section 5 to create a test account); it shares its session with the Portal, so signing in there first works too.</w:t>
-      </w:r>
-    </w:p>
-    <w:p>
-      <w:pPr>
-        <w:pStyle w:val="ListParagraph"/>
-        <w:numPr>
-          <w:ilvl w:val="0"/>
-          <w:numId w:val="2"/>
-        </w:numPr>
-        <w:spacing w:after="90"/>
-      </w:pPr>
-      <w:r>
-        <w:t xml:space="preserve">REST API docs (auto-generated): http://localhost:8000/docs</w:t>
-      </w:r>
-    </w:p>
-    <w:p>
-      <w:pPr>
-        <w:pStyle w:val="ListParagraph"/>
-        <w:numPr>
-          <w:ilvl w:val="0"/>
-          <w:numId w:val="2"/>
-        </w:numPr>
-        <w:spacing w:after="90"/>
-      </w:pPr>
-      <w:r>
-        <w:t xml:space="preserve">Health check: http://localhost:8000/health</w:t>
-      </w:r>
-    </w:p>
-    <w:p>
-      <w:pPr>
-        <w:spacing w:after="160"/>
-      </w:pPr>
-      <w:r>
-        <w:rPr>
-          <w:i/>
-          <w:iCs/>
-          <w:color w:val="5B6770"/>
-        </w:rPr>
-        <w:t xml:space="preserve">To run the server in the background instead of holding the terminal, use: nohup uvicorn main:app --port 8000 &gt; uvicorn.log 2&gt;&amp;1 &amp; — then check uvicorn.log for output and `kill %1` (or the printed PID) to stop it.</w:t>
-      </w:r>
-    </w:p>
-    <w:p>
-      <w:pPr>
-        <w:pStyle w:val="Heading1"/>
-      </w:pPr>
-      <w:r>
-        <w:t xml:space="preserve">4. Enabling AI-Assisted Remediation (Optional)</w:t>
-      </w:r>
-    </w:p>
-    <w:p>
-      <w:pPr>
-        <w:spacing w:after="160"/>
-      </w:pPr>
-      <w:r>
-        <w:t xml:space="preserve">Export your Anthropic API key before starting uvicorn:</w:t>
+        <w:t xml:space="preserve">This prints one-time passwords for mdm_dataowner2, mdm_dataowner3, and mdm_admin2 directly to the terminal — copy them now, they are never shown again. Safe to re-run: any account that already exists is skipped.</w:t>
+      </w:r>
+    </w:p>
+    <w:p>
+      <w:pPr>
+        <w:pStyle w:val="Heading2"/>
+      </w:pPr>
+      <w:r>
+        <w:t xml:space="preserve">3.8 Start the application</w:t>
       </w:r>
     </w:p>
     <w:tbl>
@@ -1305,6 +1227,157 @@
                 <w:sz w:val="19"/>
                 <w:szCs w:val="19"/>
               </w:rPr>
+              <w:t xml:space="preserve">cd api</w:t>
+            </w:r>
+          </w:p>
+          <w:p>
+            <w:pPr>
+              <w:spacing w:after="20"/>
+            </w:pPr>
+            <w:r>
+              <w:rPr>
+                <w:rFonts w:ascii="Consolas" w:cs="Consolas" w:eastAsia="Consolas" w:hAnsi="Consolas"/>
+                <w:sz w:val="19"/>
+                <w:szCs w:val="19"/>
+              </w:rPr>
+              <w:t xml:space="preserve">uvicorn main:app --reload --port 8000</w:t>
+            </w:r>
+          </w:p>
+        </w:tc>
+      </w:tr>
+    </w:tbl>
+    <w:p>
+      <w:pPr>
+        <w:spacing w:after="160"/>
+      </w:pPr>
+      <w:r>
+        <w:t xml:space="preserve">Then open in your browser:</w:t>
+      </w:r>
+    </w:p>
+    <w:p>
+      <w:pPr>
+        <w:pStyle w:val="ListParagraph"/>
+        <w:numPr>
+          <w:ilvl w:val="0"/>
+          <w:numId w:val="2"/>
+        </w:numPr>
+        <w:spacing w:after="90"/>
+      </w:pPr>
+      <w:r>
+        <w:t xml:space="preserve">MDM Data Hub Portal (login required): http://localhost:8000/portal/ — sign in with mdm_admin and the password from step 3.6.</w:t>
+      </w:r>
+    </w:p>
+    <w:p>
+      <w:pPr>
+        <w:pStyle w:val="ListParagraph"/>
+        <w:numPr>
+          <w:ilvl w:val="0"/>
+          <w:numId w:val="2"/>
+        </w:numPr>
+        <w:spacing w:after="90"/>
+      </w:pPr>
+      <w:r>
+        <w:t xml:space="preserve">Data Stewardship Console: http://localhost:8000/app/ — requires signing in as a Data Steward or Data Owner (see Section 5 to create a test account); it shares its session with the Portal, so signing in there first works too.</w:t>
+      </w:r>
+    </w:p>
+    <w:p>
+      <w:pPr>
+        <w:pStyle w:val="ListParagraph"/>
+        <w:numPr>
+          <w:ilvl w:val="0"/>
+          <w:numId w:val="2"/>
+        </w:numPr>
+        <w:spacing w:after="90"/>
+      </w:pPr>
+      <w:r>
+        <w:t xml:space="preserve">REST API docs (auto-generated): http://localhost:8000/docs</w:t>
+      </w:r>
+    </w:p>
+    <w:p>
+      <w:pPr>
+        <w:pStyle w:val="ListParagraph"/>
+        <w:numPr>
+          <w:ilvl w:val="0"/>
+          <w:numId w:val="2"/>
+        </w:numPr>
+        <w:spacing w:after="90"/>
+      </w:pPr>
+      <w:r>
+        <w:t xml:space="preserve">Health check: http://localhost:8000/health</w:t>
+      </w:r>
+    </w:p>
+    <w:p>
+      <w:pPr>
+        <w:spacing w:after="160"/>
+      </w:pPr>
+      <w:r>
+        <w:rPr>
+          <w:i/>
+          <w:iCs/>
+          <w:color w:val="5B6770"/>
+        </w:rPr>
+        <w:t xml:space="preserve">To run the server in the background instead of holding the terminal, use: nohup uvicorn main:app --port 8000 &gt; uvicorn.log 2&gt;&amp;1 &amp; — then check uvicorn.log for output and `kill %1` (or the printed PID) to stop it.</w:t>
+      </w:r>
+    </w:p>
+    <w:p>
+      <w:pPr>
+        <w:pStyle w:val="Heading1"/>
+      </w:pPr>
+      <w:r>
+        <w:t xml:space="preserve">4. Enabling AI-Assisted Remediation (Optional)</w:t>
+      </w:r>
+    </w:p>
+    <w:p>
+      <w:pPr>
+        <w:spacing w:after="160"/>
+      </w:pPr>
+      <w:r>
+        <w:t xml:space="preserve">Export your Anthropic API key before starting uvicorn:</w:t>
+      </w:r>
+    </w:p>
+    <w:tbl>
+      <w:tblPr>
+        <w:tblW w:type="dxa" w:w="9360"/>
+        <w:tblBorders>
+          <w:top w:val="single" w:color="auto" w:sz="4"/>
+          <w:left w:val="single" w:color="auto" w:sz="4"/>
+          <w:bottom w:val="single" w:color="auto" w:sz="4"/>
+          <w:right w:val="single" w:color="auto" w:sz="4"/>
+          <w:insideH w:val="single" w:color="auto" w:sz="4"/>
+          <w:insideV w:val="single" w:color="auto" w:sz="4"/>
+        </w:tblBorders>
+      </w:tblPr>
+      <w:tblGrid>
+        <w:gridCol w:w="9360"/>
+      </w:tblGrid>
+      <w:tr>
+        <w:tc>
+          <w:tcPr>
+            <w:tcW w:type="dxa" w:w="9360"/>
+            <w:tcBorders>
+              <w:top w:val="single" w:color="D0D0D0" w:sz="2"/>
+              <w:left w:val="single" w:color="D0D0D0" w:sz="2"/>
+              <w:bottom w:val="single" w:color="D0D0D0" w:sz="2"/>
+              <w:right w:val="single" w:color="D0D0D0" w:sz="2"/>
+            </w:tcBorders>
+            <w:shd w:fill="F2F2F2" w:val="clear"/>
+            <w:tcMar>
+              <w:top w:type="dxa" w:w="120"/>
+              <w:left w:type="dxa" w:w="160"/>
+              <w:bottom w:type="dxa" w:w="120"/>
+              <w:right w:type="dxa" w:w="160"/>
+            </w:tcMar>
+          </w:tcPr>
+          <w:p>
+            <w:pPr>
+              <w:spacing w:after="20"/>
+            </w:pPr>
+            <w:r>
+              <w:rPr>
+                <w:rFonts w:ascii="Consolas" w:cs="Consolas" w:eastAsia="Consolas" w:hAnsi="Consolas"/>
+                <w:sz w:val="19"/>
+                <w:szCs w:val="19"/>
+              </w:rPr>
               <w:t xml:space="preserve">export ANTHROPIC_API_KEY=your_key_here</w:t>
             </w:r>
           </w:p>
@@ -1416,6 +1489,32 @@
       </w:pPr>
       <w:r>
         <w:t xml:space="preserve">Visit http://localhost:8000/docs — the interactive API documentation should load.</w:t>
+      </w:r>
+    </w:p>
+    <w:p>
+      <w:pPr>
+        <w:pStyle w:val="ListParagraph"/>
+        <w:numPr>
+          <w:ilvl w:val="0"/>
+          <w:numId w:val="3"/>
+        </w:numPr>
+        <w:spacing w:after="90"/>
+      </w:pPr>
+      <w:r>
+        <w:t xml:space="preserve">In the Portal, open Browse Customers, edit any record, and save — it should say the change is pending approval rather than applying immediately. Sign in as mdm_dataowner2 and approve it from the new Approvals menu item, then again as mdm_dataowner3 (a single Data Owner approval should leave it still pending — it takes two different Data Owners) — the edit should apply only after the second approval.</w:t>
+      </w:r>
+    </w:p>
+    <w:p>
+      <w:pPr>
+        <w:pStyle w:val="ListParagraph"/>
+        <w:numPr>
+          <w:ilvl w:val="0"/>
+          <w:numId w:val="3"/>
+        </w:numPr>
+        <w:spacing w:after="90"/>
+      </w:pPr>
+      <w:r>
+        <w:t xml:space="preserve">As the Data Steward account, resolve an open exception in the Stewardship Console — it should say it was submitted for approval, not resolved outright. Open the console's new Approvals tab as mdm_dataowner and approve it there; the exception should now disappear from the open queue and the console should report which golden record was created or updated.</w:t>
       </w:r>
     </w:p>
     <w:p>

--- a/Installation_Guide_Linux.docx
+++ b/Installation_Guide_Linux.docx
@@ -978,7 +978,7 @@
         <w:spacing w:after="160"/>
       </w:pPr>
       <w:r>
-        <w:t xml:space="preserve">Load reference/rules metadata and build silver, run the embedding-based match/merge step, then build gold. A single dbt run can no longer build the whole pipeline, because the gold layer now depends on a Python step (fuzzy-match embedding similarity) that has to run strictly between silver and gold — build_pipeline.py below runs all five stages in order:</w:t>
+        <w:t xml:space="preserve">Provision the governed reference-data and rules schemas, load lineage metadata and build silver, run the embedding-based match/merge step, then build gold. A single dbt run can no longer build the whole pipeline, because the gold layer now depends on a Python step (fuzzy-match embedding similarity) that has to run strictly between silver and gold, and because the silver/gold models now depend on two DB-native schemas (ref, bus_rules) that must already exist and be seeded before dbt runs — build_pipeline.py below runs all six stages in order (step 0 is python3 scripts/ensure_governed_schemas.py, which provisions and seeds ref/bus_rules on a fresh install and is a no-op if they already exist):</w:t>
       </w:r>
     </w:p>
     <w:tbl>
@@ -1035,7 +1035,7 @@
         <w:spacing w:after="160"/>
       </w:pPr>
       <w:r>
-        <w:t xml:space="preserve">This produces mdm_demo.duckdb in the project root — a single-file database containing every layer (bronze, silver, gold, rules metadata, lineage metadata), plus the auth and stewardship schemas once the next step runs.</w:t>
+        <w:t xml:space="preserve">This produces mdm_demo.duckdb in the project root — a single-file database containing every layer (bronze, silver, gold), the ref and bus_rules governed metadata schemas, and lineage metadata, plus the auth and stewardship schemas once the next step runs.</w:t>
       </w:r>
     </w:p>
     <w:p>
@@ -2140,7 +2140,7 @@
                 <w:sz w:val="18"/>
                 <w:szCs w:val="18"/>
               </w:rPr>
-              <w:t xml:space="preserve">dbt run fails referencing a missing seed</w:t>
+              <w:t xml:space="preserve">dbt run fails referencing a missing seed or source table</w:t>
             </w:r>
           </w:p>
         </w:tc>
@@ -2170,7 +2170,7 @@
                 <w:sz w:val="18"/>
                 <w:szCs w:val="18"/>
               </w:rPr>
-              <w:t xml:space="preserve">Ensure `dbt seed` was run before `dbt run`, that DBT_PROFILES_DIR=. is set when invoking dbt from inside dbt_project, and — if the error mentions the gold_prep source specifically — that `python3 scripts/generate_matches.py` was run before `dbt run --select gold.*` (or just run `python3 scripts/build_pipeline.py`, which sequences all of this correctly)</w:t>
+              <w:t xml:space="preserve">Ensure `python3 scripts/ensure_governed_schemas.py` was run first (build_pipeline.py runs it automatically as step 0, since the silver/gold models now read the ref and bus_rules schemas as sources and both must already exist before dbt runs), that `dbt seed` was run before `dbt run` (only lineage_edges.csv is still an actual seed), that DBT_PROFILES_DIR=. is set when invoking dbt from inside dbt_project, and — if the error mentions the gold_prep source specifically — that `python3 scripts/generate_matches.py` was run before `dbt run --select gold.*` (or just run `python3 scripts/build_pipeline.py`, which sequences all six stages correctly)</w:t>
             </w:r>
           </w:p>
         </w:tc>
@@ -2231,7 +2231,7 @@
                 <w:sz w:val="18"/>
                 <w:szCs w:val="18"/>
               </w:rPr>
-              <w:t xml:space="preserve">Confirm `python3 scripts/build_pipeline.py` completed all five stages successfully and mdm_demo.duckdb exists in the project root before starting uvicorn</w:t>
+              <w:t xml:space="preserve">Confirm `python3 scripts/build_pipeline.py` completed all six stages successfully and mdm_demo.duckdb exists in the project root before starting uvicorn</w:t>
             </w:r>
           </w:p>
         </w:tc>
